--- a/public/docs/surat-pernyataan-pengembangan/lainnya-sma.docx
+++ b/public/docs/surat-pernyataan-pengembangan/lainnya-sma.docx
@@ -1,6 +1,6 @@
 
 <file path=word/document.xml><?xml version="1.0" encoding="utf-8"?>
-<w:document xmlns:wpc="http://schemas.microsoft.com/office/word/2010/wordprocessingCanvas" xmlns:cx="http://schemas.microsoft.com/office/drawing/2014/chartex" xmlns:cx1="http://schemas.microsoft.com/office/drawing/2015/9/8/chartex" xmlns:cx2="http://schemas.microsoft.com/office/drawing/2015/10/21/chartex" xmlns:cx3="http://schemas.microsoft.com/office/drawing/2016/5/9/chartex" xmlns:cx4="http://schemas.microsoft.com/office/drawing/2016/5/10/chartex" xmlns:cx5="http://schemas.microsoft.com/office/drawing/2016/5/11/chartex" xmlns:cx6="http://schemas.microsoft.com/office/drawing/2016/5/12/chartex" xmlns:cx7="http://schemas.microsoft.com/office/drawing/2016/5/13/chartex" xmlns:cx8="http://schemas.microsoft.com/office/drawing/2016/5/14/chartex" xmlns:mc="http://schemas.openxmlformats.org/markup-compatibility/2006" xmlns:aink="http://schemas.microsoft.com/office/drawing/2016/ink" xmlns:am3d="http://schemas.microsoft.com/office/drawing/2017/model3d" xmlns:o="urn:schemas-microsoft-com:office:office" xmlns:oel="http://schemas.microsoft.com/office/2019/extlst" xmlns:r="http://schemas.openxmlformats.org/officeDocument/2006/relationships" xmlns:m="http://schemas.openxmlformats.org/officeDocument/2006/math" xmlns:v="urn:schemas-microsoft-com:vml" xmlns:wp14="http://schemas.microsoft.com/office/word/2010/wordprocessingDrawing" xmlns:wp="http://schemas.openxmlformats.org/drawingml/2006/wordprocessingDrawing" xmlns:w10="urn:schemas-microsoft-com:office:word" xmlns:w="http://schemas.openxmlformats.org/wordprocessingml/2006/main" xmlns:w14="http://schemas.microsoft.com/office/word/2010/wordml" xmlns:w15="http://schemas.microsoft.com/office/word/2012/wordml" xmlns:w16cex="http://schemas.microsoft.com/office/word/2018/wordml/cex" xmlns:w16cid="http://schemas.microsoft.com/office/word/2016/wordml/cid" xmlns:w16="http://schemas.microsoft.com/office/word/2018/wordml" xmlns:w16du="http://schemas.microsoft.com/office/word/2023/wordml/word16du" xmlns:w16sdtdh="http://schemas.microsoft.com/office/word/2020/wordml/sdtdatahash" xmlns:w16sdtfl="http://schemas.microsoft.com/office/word/2024/wordml/sdtformatlock" xmlns:w16se="http://schemas.microsoft.com/office/word/2015/wordml/symex" xmlns:wpg="http://schemas.microsoft.com/office/word/2010/wordprocessingGroup" xmlns:wpi="http://schemas.microsoft.com/office/word/2010/wordprocessingInk" xmlns:wne="http://schemas.microsoft.com/office/word/2006/wordml" xmlns:wps="http://schemas.microsoft.com/office/word/2010/wordprocessingShape" mc:Ignorable="w14 w15 w16se w16cid w16 w16cex w16sdtdh w16sdtfl w16du wp14">
+<w:document xmlns:wpc="http://schemas.microsoft.com/office/word/2010/wordprocessingCanvas" xmlns:cx="http://schemas.microsoft.com/office/drawing/2014/chartex" xmlns:cx1="http://schemas.microsoft.com/office/drawing/2015/9/8/chartex" xmlns:cx2="http://schemas.microsoft.com/office/drawing/2015/10/21/chartex" xmlns:cx3="http://schemas.microsoft.com/office/drawing/2016/5/9/chartex" xmlns:cx4="http://schemas.microsoft.com/office/drawing/2016/5/10/chartex" xmlns:cx5="http://schemas.microsoft.com/office/drawing/2016/5/11/chartex" xmlns:cx6="http://schemas.microsoft.com/office/drawing/2016/5/12/chartex" xmlns:cx7="http://schemas.microsoft.com/office/drawing/2016/5/13/chartex" xmlns:cx8="http://schemas.microsoft.com/office/drawing/2016/5/14/chartex" xmlns:mc="http://schemas.openxmlformats.org/markup-compatibility/2006" xmlns:aink="http://schemas.microsoft.com/office/drawing/2016/ink" xmlns:am3d="http://schemas.microsoft.com/office/drawing/2017/model3d" xmlns:o="urn:schemas-microsoft-com:office:office" xmlns:r="http://schemas.openxmlformats.org/officeDocument/2006/relationships" xmlns:m="http://schemas.openxmlformats.org/officeDocument/2006/math" xmlns:v="urn:schemas-microsoft-com:vml" xmlns:wp14="http://schemas.microsoft.com/office/word/2010/wordprocessingDrawing" xmlns:wp="http://schemas.openxmlformats.org/drawingml/2006/wordprocessingDrawing" xmlns:w10="urn:schemas-microsoft-com:office:word" xmlns:w="http://schemas.openxmlformats.org/wordprocessingml/2006/main" xmlns:w14="http://schemas.microsoft.com/office/word/2010/wordml" xmlns:w15="http://schemas.microsoft.com/office/word/2012/wordml" xmlns:w16cex="http://schemas.microsoft.com/office/word/2018/wordml/cex" xmlns:w16cid="http://schemas.microsoft.com/office/word/2016/wordml/cid" xmlns:w16="http://schemas.microsoft.com/office/word/2018/wordml" xmlns:w16se="http://schemas.microsoft.com/office/word/2015/wordml/symex" xmlns:wpg="http://schemas.microsoft.com/office/word/2010/wordprocessingGroup" xmlns:wpi="http://schemas.microsoft.com/office/word/2010/wordprocessingInk" xmlns:wne="http://schemas.microsoft.com/office/word/2006/wordml" xmlns:wps="http://schemas.microsoft.com/office/word/2010/wordprocessingShape" mc:Ignorable="w14 w15 w16se w16cid w16 w16cex wp14">
   <w:body>
     <w:p>
       <w:pPr>
@@ -128,11 +128,13 @@
                               <w:rPr>
                                 <w:rFonts w:ascii="Times New Roman"/>
                                 <w:sz w:val="18"/>
+                                <w:lang w:val="en-US"/>
                               </w:rPr>
                             </w:pPr>
                             <w:r>
                               <w:rPr>
                                 <w:sz w:val="18"/>
+                                <w:lang w:val="id-ID"/>
                               </w:rPr>
                               <w:t>Tahun</w:t>
                             </w:r>
@@ -140,6 +142,7 @@
                               <w:rPr>
                                 <w:spacing w:val="1"/>
                                 <w:sz w:val="18"/>
+                                <w:lang w:val="id-ID"/>
                               </w:rPr>
                               <w:t xml:space="preserve"> </w:t>
                             </w:r>
@@ -147,6 +150,7 @@
                               <w:rPr>
                                 <w:rFonts w:ascii="Times New Roman"/>
                                 <w:sz w:val="18"/>
+                                <w:lang w:val="id-ID"/>
                               </w:rPr>
                               <w:t>Pelajaran</w:t>
                             </w:r>
@@ -155,6 +159,7 @@
                                 <w:rFonts w:ascii="Times New Roman"/>
                                 <w:spacing w:val="-2"/>
                                 <w:sz w:val="18"/>
+                                <w:lang w:val="id-ID"/>
                               </w:rPr>
                               <w:t xml:space="preserve"> </w:t>
                             </w:r>
@@ -162,38 +167,40 @@
                               <w:rPr>
                                 <w:rFonts w:ascii="Times New Roman"/>
                                 <w:sz w:val="18"/>
+                                <w:lang w:val="en-US"/>
                               </w:rPr>
-                              <w:t>202</w:t>
+                              <w:t>${</w:t>
                             </w:r>
+                            <w:proofErr w:type="spellStart"/>
                             <w:r>
                               <w:rPr>
                                 <w:rFonts w:ascii="Times New Roman"/>
                                 <w:sz w:val="18"/>
+                                <w:lang w:val="en-US"/>
                               </w:rPr>
-                              <w:t>6</w:t>
+                              <w:t>school_year</w:t>
                             </w:r>
-                            <w:r>
-                              <w:rPr>
-                                <w:rFonts w:ascii="Times New Roman"/>
-                                <w:spacing w:val="2"/>
-                                <w:sz w:val="18"/>
-                              </w:rPr>
-                              <w:t xml:space="preserve"> </w:t>
-                            </w:r>
+                            <w:proofErr w:type="spellEnd"/>
                             <w:r>
                               <w:rPr>
                                 <w:rFonts w:ascii="Times New Roman"/>
                                 <w:sz w:val="18"/>
+                                <w:lang w:val="en-US"/>
                               </w:rPr>
-                              <w:t>- 202</w:t>
+                              <w:t>}</w:t>
                             </w:r>
-                            <w:r>
+                          </w:p>
+                          <w:p>
+                            <w:pPr>
+                              <w:spacing w:before="74"/>
+                              <w:ind w:left="149"/>
                               <w:rPr>
                                 <w:rFonts w:ascii="Times New Roman"/>
                                 <w:sz w:val="18"/>
                               </w:rPr>
-                              <w:t>7</w:t>
-                            </w:r>
+                            </w:pPr>
+                            <w:bookmarkStart w:id="0" w:name="_GoBack"/>
+                            <w:bookmarkEnd w:id="0"/>
                           </w:p>
                         </w:txbxContent>
                       </wps:txbx>
@@ -218,7 +225,7 @@
                 <v:stroke joinstyle="miter"/>
                 <v:path gradientshapeok="t" o:connecttype="rect"/>
               </v:shapetype>
-              <v:shape id="Text Box 7" o:spid="_x0000_s1026" type="#_x0000_t202" style="position:absolute;left:0;text-align:left;margin-left:455.7pt;margin-top:5.55pt;width:121.85pt;height:20.4pt;z-index:15731200;visibility:visible;mso-wrap-style:square;mso-width-percent:0;mso-height-percent:0;mso-wrap-distance-left:9pt;mso-wrap-distance-top:0;mso-wrap-distance-right:9pt;mso-wrap-distance-bottom:0;mso-position-horizontal:absolute;mso-position-horizontal-relative:page;mso-position-vertical:absolute;mso-position-vertical-relative:text;mso-width-percent:0;mso-height-percent:0;mso-width-relative:page;mso-height-relative:page;v-text-anchor:top" o:gfxdata="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" filled="f">
+              <v:shape id="Text Box 7" o:spid="_x0000_s1026" type="#_x0000_t202" style="position:absolute;left:0;text-align:left;margin-left:455.7pt;margin-top:5.55pt;width:121.85pt;height:20.4pt;z-index:15731200;visibility:visible;mso-wrap-style:square;mso-width-percent:0;mso-height-percent:0;mso-wrap-distance-left:9pt;mso-wrap-distance-top:0;mso-wrap-distance-right:9pt;mso-wrap-distance-bottom:0;mso-position-horizontal:absolute;mso-position-horizontal-relative:page;mso-position-vertical:absolute;mso-position-vertical-relative:text;mso-width-percent:0;mso-height-percent:0;mso-width-relative:page;mso-height-relative:page;v-text-anchor:top" o:gfxdata="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" filled="f">
                 <v:textbox inset="0,0,0,0">
                   <w:txbxContent>
                     <w:p>
@@ -228,11 +235,13 @@
                         <w:rPr>
                           <w:rFonts w:ascii="Times New Roman"/>
                           <w:sz w:val="18"/>
+                          <w:lang w:val="en-US"/>
                         </w:rPr>
                       </w:pPr>
                       <w:r>
                         <w:rPr>
                           <w:sz w:val="18"/>
+                          <w:lang w:val="id-ID"/>
                         </w:rPr>
                         <w:t>Tahun</w:t>
                       </w:r>
@@ -240,6 +249,7 @@
                         <w:rPr>
                           <w:spacing w:val="1"/>
                           <w:sz w:val="18"/>
+                          <w:lang w:val="id-ID"/>
                         </w:rPr>
                         <w:t xml:space="preserve"> </w:t>
                       </w:r>
@@ -247,6 +257,7 @@
                         <w:rPr>
                           <w:rFonts w:ascii="Times New Roman"/>
                           <w:sz w:val="18"/>
+                          <w:lang w:val="id-ID"/>
                         </w:rPr>
                         <w:t>Pelajaran</w:t>
                       </w:r>
@@ -255,6 +266,7 @@
                           <w:rFonts w:ascii="Times New Roman"/>
                           <w:spacing w:val="-2"/>
                           <w:sz w:val="18"/>
+                          <w:lang w:val="id-ID"/>
                         </w:rPr>
                         <w:t xml:space="preserve"> </w:t>
                       </w:r>
@@ -262,38 +274,40 @@
                         <w:rPr>
                           <w:rFonts w:ascii="Times New Roman"/>
                           <w:sz w:val="18"/>
+                          <w:lang w:val="en-US"/>
                         </w:rPr>
-                        <w:t>202</w:t>
+                        <w:t>${</w:t>
                       </w:r>
+                      <w:proofErr w:type="spellStart"/>
                       <w:r>
                         <w:rPr>
                           <w:rFonts w:ascii="Times New Roman"/>
                           <w:sz w:val="18"/>
+                          <w:lang w:val="en-US"/>
                         </w:rPr>
-                        <w:t>6</w:t>
+                        <w:t>school_year</w:t>
                       </w:r>
-                      <w:r>
-                        <w:rPr>
-                          <w:rFonts w:ascii="Times New Roman"/>
-                          <w:spacing w:val="2"/>
-                          <w:sz w:val="18"/>
-                        </w:rPr>
-                        <w:t xml:space="preserve"> </w:t>
-                      </w:r>
+                      <w:proofErr w:type="spellEnd"/>
                       <w:r>
                         <w:rPr>
                           <w:rFonts w:ascii="Times New Roman"/>
                           <w:sz w:val="18"/>
+                          <w:lang w:val="en-US"/>
                         </w:rPr>
-                        <w:t>- 202</w:t>
+                        <w:t>}</w:t>
                       </w:r>
-                      <w:r>
+                    </w:p>
+                    <w:p>
+                      <w:pPr>
+                        <w:spacing w:before="74"/>
+                        <w:ind w:left="149"/>
                         <w:rPr>
                           <w:rFonts w:ascii="Times New Roman"/>
                           <w:sz w:val="18"/>
                         </w:rPr>
-                        <w:t>7</w:t>
-                      </w:r>
+                      </w:pPr>
+                      <w:bookmarkStart w:id="1" w:name="_GoBack"/>
+                      <w:bookmarkEnd w:id="1"/>
                     </w:p>
                   </w:txbxContent>
                 </v:textbox>
@@ -436,7 +450,29 @@
                                 <w:szCs w:val="28"/>
                                 <w:lang w:val="en-GB"/>
                               </w:rPr>
-                              <w:t>${register_number}</w:t>
+                              <w:t>${</w:t>
+                            </w:r>
+                            <w:proofErr w:type="spellStart"/>
+                            <w:r>
+                              <w:rPr>
+                                <w:b/>
+                                <w:bCs/>
+                                <w:sz w:val="28"/>
+                                <w:szCs w:val="28"/>
+                                <w:lang w:val="en-GB"/>
+                              </w:rPr>
+                              <w:t>register_number</w:t>
+                            </w:r>
+                            <w:proofErr w:type="spellEnd"/>
+                            <w:r>
+                              <w:rPr>
+                                <w:b/>
+                                <w:bCs/>
+                                <w:sz w:val="28"/>
+                                <w:szCs w:val="28"/>
+                                <w:lang w:val="en-GB"/>
+                              </w:rPr>
+                              <w:t>}</w:t>
                             </w:r>
                           </w:p>
                         </w:txbxContent>
@@ -456,7 +492,7 @@
               </wp:anchor>
             </w:drawing>
           </mc:Choice>
-          <mc:Fallback>
+          <mc:Fallback xmlns:w16sdtfl="http://schemas.microsoft.com/office/word/2024/wordml/sdtformatlock" xmlns:w16sdtdh="http://schemas.microsoft.com/office/word/2020/wordml/sdtdatahash" xmlns:w16du="http://schemas.microsoft.com/office/word/2023/wordml/word16du" xmlns:oel="http://schemas.microsoft.com/office/2019/extlst">
             <w:pict>
               <v:rect w14:anchorId="49C448B7" id="Rectangle 6" o:spid="_x0000_s1027" style="position:absolute;left:0;text-align:left;margin-left:493.5pt;margin-top:16.4pt;width:84.05pt;height:53.8pt;z-index:15730688;visibility:visible;mso-wrap-style:square;mso-width-percent:0;mso-height-percent:0;mso-wrap-distance-left:9pt;mso-wrap-distance-top:0;mso-wrap-distance-right:9pt;mso-wrap-distance-bottom:0;mso-position-horizontal:absolute;mso-position-horizontal-relative:page;mso-position-vertical:absolute;mso-position-vertical-relative:text;mso-width-percent:0;mso-height-percent:0;mso-width-relative:page;mso-height-relative:page;v-text-anchor:middle" o:gfxdata="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" filled="f">
                 <v:textbox>
@@ -498,7 +534,27 @@
           <w:sz w:val="28"/>
           <w:lang w:val="en-GB"/>
         </w:rPr>
-        <w:t>${nama_unit}</w:t>
+        <w:t>${</w:t>
+      </w:r>
+      <w:proofErr w:type="spellStart"/>
+      <w:r>
+        <w:rPr>
+          <w:rFonts w:ascii="Arial"/>
+          <w:b/>
+          <w:sz w:val="28"/>
+          <w:lang w:val="en-GB"/>
+        </w:rPr>
+        <w:t>nama_unit</w:t>
+      </w:r>
+      <w:proofErr w:type="spellEnd"/>
+      <w:r>
+        <w:rPr>
+          <w:rFonts w:ascii="Arial"/>
+          <w:b/>
+          <w:sz w:val="28"/>
+          <w:lang w:val="en-GB"/>
+        </w:rPr>
+        <w:t>}</w:t>
       </w:r>
     </w:p>
     <w:p>
@@ -513,7 +569,21 @@
         <w:rPr>
           <w:lang w:val="en-GB"/>
         </w:rPr>
-        <w:t>${alamat_unit}</w:t>
+        <w:t>${</w:t>
+      </w:r>
+      <w:proofErr w:type="spellStart"/>
+      <w:r>
+        <w:rPr>
+          <w:lang w:val="en-GB"/>
+        </w:rPr>
+        <w:t>alamat_unit</w:t>
+      </w:r>
+      <w:proofErr w:type="spellEnd"/>
+      <w:r>
+        <w:rPr>
+          <w:lang w:val="en-GB"/>
+        </w:rPr>
+        <w:t>}</w:t>
       </w:r>
     </w:p>
     <w:p>
@@ -562,7 +632,27 @@
           <w:sz w:val="24"/>
           <w:lang w:val="en-GB"/>
         </w:rPr>
-        <w:t>{telp_unit}</w:t>
+        <w:t>{</w:t>
+      </w:r>
+      <w:proofErr w:type="spellStart"/>
+      <w:r>
+        <w:rPr>
+          <w:rFonts w:ascii="Arial"/>
+          <w:b/>
+          <w:sz w:val="24"/>
+          <w:lang w:val="en-GB"/>
+        </w:rPr>
+        <w:t>telp_unit</w:t>
+      </w:r>
+      <w:proofErr w:type="spellEnd"/>
+      <w:r>
+        <w:rPr>
+          <w:rFonts w:ascii="Arial"/>
+          <w:b/>
+          <w:sz w:val="24"/>
+          <w:lang w:val="en-GB"/>
+        </w:rPr>
+        <w:t>}</w:t>
       </w:r>
       <w:r>
         <w:rPr>
@@ -605,7 +695,27 @@
           <w:sz w:val="24"/>
           <w:lang w:val="en-GB"/>
         </w:rPr>
-        <w:t>${fax_unit}</w:t>
+        <w:t>${</w:t>
+      </w:r>
+      <w:proofErr w:type="spellStart"/>
+      <w:r>
+        <w:rPr>
+          <w:rFonts w:ascii="Arial"/>
+          <w:b/>
+          <w:sz w:val="24"/>
+          <w:lang w:val="en-GB"/>
+        </w:rPr>
+        <w:t>fax_unit</w:t>
+      </w:r>
+      <w:proofErr w:type="spellEnd"/>
+      <w:r>
+        <w:rPr>
+          <w:rFonts w:ascii="Arial"/>
+          <w:b/>
+          <w:sz w:val="24"/>
+          <w:lang w:val="en-GB"/>
+        </w:rPr>
+        <w:t>}</w:t>
       </w:r>
     </w:p>
     <w:p>
@@ -675,7 +785,29 @@
             <w:sz w:val="20"/>
             <w:lang w:val="en-GB"/>
           </w:rPr>
-          <w:t>${email_unit}</w:t>
+          <w:t>${</w:t>
+        </w:r>
+        <w:proofErr w:type="spellStart"/>
+        <w:r>
+          <w:rPr>
+            <w:rStyle w:val="Hyperlink"/>
+            <w:rFonts w:ascii="Arial"/>
+            <w:b/>
+            <w:sz w:val="20"/>
+            <w:lang w:val="en-GB"/>
+          </w:rPr>
+          <w:t>email_unit</w:t>
+        </w:r>
+        <w:proofErr w:type="spellEnd"/>
+        <w:r>
+          <w:rPr>
+            <w:rStyle w:val="Hyperlink"/>
+            <w:rFonts w:ascii="Arial"/>
+            <w:b/>
+            <w:sz w:val="20"/>
+            <w:lang w:val="en-GB"/>
+          </w:rPr>
+          <w:t>}</w:t>
         </w:r>
       </w:hyperlink>
     </w:p>
@@ -692,7 +824,21 @@
         <w:rPr>
           <w:lang w:val="en-GB"/>
         </w:rPr>
-        <w:t>${kota_unit}</w:t>
+        <w:t>${</w:t>
+      </w:r>
+      <w:proofErr w:type="spellStart"/>
+      <w:r>
+        <w:rPr>
+          <w:lang w:val="en-GB"/>
+        </w:rPr>
+        <w:t>kota_unit</w:t>
+      </w:r>
+      <w:proofErr w:type="spellEnd"/>
+      <w:r>
+        <w:rPr>
+          <w:lang w:val="en-GB"/>
+        </w:rPr>
+        <w:t>}</w:t>
       </w:r>
     </w:p>
     <w:p>
@@ -778,7 +924,7 @@
               </wp:inline>
             </w:drawing>
           </mc:Choice>
-          <mc:Fallback>
+          <mc:Fallback xmlns:w16sdtfl="http://schemas.microsoft.com/office/word/2024/wordml/sdtformatlock" xmlns:w16sdtdh="http://schemas.microsoft.com/office/word/2020/wordml/sdtdatahash" xmlns:w16du="http://schemas.microsoft.com/office/word/2023/wordml/word16du" xmlns:oel="http://schemas.microsoft.com/office/2019/extlst">
             <w:pict>
               <v:group w14:anchorId="697A6138" id="Group 4" o:spid="_x0000_s1026" style="width:552.8pt;height:2pt;mso-position-horizontal-relative:char;mso-position-vertical-relative:line" coordsize="11056,40" o:gfxdata="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">
                 <v:rect id="Rectangle 5" o:spid="_x0000_s1027" style="position:absolute;width:11056;height:40;visibility:visible;mso-wrap-style:square;v-text-anchor:top" o:gfxdata="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" fillcolor="#4e6028" stroked="f"/>
@@ -1101,7 +1247,7 @@
               </wp:anchor>
             </w:drawing>
           </mc:Choice>
-          <mc:Fallback>
+          <mc:Fallback xmlns:w16sdtfl="http://schemas.microsoft.com/office/word/2024/wordml/sdtformatlock" xmlns:w16sdtdh="http://schemas.microsoft.com/office/word/2020/wordml/sdtdatahash" xmlns:w16du="http://schemas.microsoft.com/office/word/2023/wordml/word16du" xmlns:oel="http://schemas.microsoft.com/office/2019/extlst">
             <w:pict>
               <v:shape w14:anchorId="3CB5B40D" id="Freeform: Shape 14" o:spid="_x0000_s1026" style="position:absolute;margin-left:363.5pt;margin-top:-3.85pt;width:.1pt;height:13.8pt;z-index:-251657216;visibility:visible;mso-wrap-style:square;mso-width-percent:0;mso-height-percent:0;mso-wrap-distance-left:9pt;mso-wrap-distance-top:0;mso-wrap-distance-right:9pt;mso-wrap-distance-bottom:0;mso-position-horizontal:absolute;mso-position-horizontal-relative:page;mso-position-vertical:absolute;mso-position-vertical-relative:text;mso-width-percent:0;mso-height-percent:0;mso-width-relative:page;mso-height-relative:page;v-text-anchor:top" coordsize="2,276" o:gfxdata="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" path="m2,l,,,276,2,xe" fillcolor="black" stroked="f">
                 <v:path arrowok="t" o:connecttype="custom" o:connectlocs="1270,-48895;0,-48895;0,126365;1270,-48895" o:connectangles="0,0,0,0"/>
@@ -1177,74 +1323,106 @@
           <w:u w:val="single"/>
           <w:lang w:val="en-US"/>
         </w:rPr>
-        <w:t>${nama_lengkap}</w:t>
-      </w:r>
-      <w:r>
-        <w:rPr>
-          <w:u w:val="single"/>
-          <w:lang w:val="id-ID"/>
-        </w:rPr>
-        <w:tab/>
-      </w:r>
-      <w:r>
-        <w:rPr>
-          <w:lang w:val="id-ID"/>
-        </w:rPr>
-        <w:t xml:space="preserve"> </w:t>
-      </w:r>
-      <w:r>
-        <w:rPr>
-          <w:spacing w:val="-4"/>
-          <w:lang w:val="id-ID"/>
-        </w:rPr>
-        <w:t>Alamat</w:t>
-      </w:r>
-      <w:r>
-        <w:rPr>
-          <w:spacing w:val="-12"/>
-          <w:lang w:val="id-ID"/>
-        </w:rPr>
-        <w:t xml:space="preserve"> </w:t>
-      </w:r>
-      <w:r>
-        <w:rPr>
-          <w:spacing w:val="-4"/>
-          <w:lang w:val="id-ID"/>
-        </w:rPr>
-        <w:t>lengkap</w:t>
-      </w:r>
-      <w:r>
-        <w:rPr>
-          <w:spacing w:val="-4"/>
-          <w:lang w:val="id-ID"/>
-        </w:rPr>
-        <w:tab/>
-      </w:r>
-      <w:r>
-        <w:rPr>
-          <w:lang w:val="id-ID"/>
-        </w:rPr>
-        <w:t>:</w:t>
-      </w:r>
-      <w:r>
-        <w:rPr>
-          <w:lang w:val="id-ID"/>
-        </w:rPr>
-        <w:tab/>
-      </w:r>
-      <w:r>
-        <w:rPr>
-          <w:u w:val="single"/>
-          <w:lang w:val="id-ID"/>
-        </w:rPr>
-        <w:t xml:space="preserve"> </w:t>
-      </w:r>
+        <w:t>${</w:t>
+      </w:r>
+      <w:proofErr w:type="spellStart"/>
       <w:r>
         <w:rPr>
           <w:u w:val="single"/>
           <w:lang w:val="en-US"/>
         </w:rPr>
-        <w:t>${alamat}</w:t>
+        <w:t>nama_lengkap</w:t>
+      </w:r>
+      <w:proofErr w:type="spellEnd"/>
+      <w:r>
+        <w:rPr>
+          <w:u w:val="single"/>
+          <w:lang w:val="en-US"/>
+        </w:rPr>
+        <w:t>}</w:t>
+      </w:r>
+      <w:r>
+        <w:rPr>
+          <w:u w:val="single"/>
+          <w:lang w:val="id-ID"/>
+        </w:rPr>
+        <w:tab/>
+      </w:r>
+      <w:r>
+        <w:rPr>
+          <w:lang w:val="id-ID"/>
+        </w:rPr>
+        <w:t xml:space="preserve"> </w:t>
+      </w:r>
+      <w:r>
+        <w:rPr>
+          <w:spacing w:val="-4"/>
+          <w:lang w:val="id-ID"/>
+        </w:rPr>
+        <w:t>Alamat</w:t>
+      </w:r>
+      <w:r>
+        <w:rPr>
+          <w:spacing w:val="-12"/>
+          <w:lang w:val="id-ID"/>
+        </w:rPr>
+        <w:t xml:space="preserve"> </w:t>
+      </w:r>
+      <w:r>
+        <w:rPr>
+          <w:spacing w:val="-4"/>
+          <w:lang w:val="id-ID"/>
+        </w:rPr>
+        <w:t>lengkap</w:t>
+      </w:r>
+      <w:r>
+        <w:rPr>
+          <w:spacing w:val="-4"/>
+          <w:lang w:val="id-ID"/>
+        </w:rPr>
+        <w:tab/>
+      </w:r>
+      <w:r>
+        <w:rPr>
+          <w:lang w:val="id-ID"/>
+        </w:rPr>
+        <w:t>:</w:t>
+      </w:r>
+      <w:r>
+        <w:rPr>
+          <w:lang w:val="id-ID"/>
+        </w:rPr>
+        <w:tab/>
+      </w:r>
+      <w:r>
+        <w:rPr>
+          <w:u w:val="single"/>
+          <w:lang w:val="id-ID"/>
+        </w:rPr>
+        <w:t xml:space="preserve"> </w:t>
+      </w:r>
+      <w:r>
+        <w:rPr>
+          <w:u w:val="single"/>
+          <w:lang w:val="en-US"/>
+        </w:rPr>
+        <w:t>${</w:t>
+      </w:r>
+      <w:proofErr w:type="spellStart"/>
+      <w:r>
+        <w:rPr>
+          <w:u w:val="single"/>
+          <w:lang w:val="en-US"/>
+        </w:rPr>
+        <w:t>alamat</w:t>
+      </w:r>
+      <w:proofErr w:type="spellEnd"/>
+      <w:r>
+        <w:rPr>
+          <w:u w:val="single"/>
+          <w:lang w:val="en-US"/>
+        </w:rPr>
+        <w:t>}</w:t>
       </w:r>
       <w:r>
         <w:rPr>
@@ -1361,7 +1539,7 @@
               </wp:anchor>
             </w:drawing>
           </mc:Choice>
-          <mc:Fallback>
+          <mc:Fallback xmlns:w16sdtfl="http://schemas.microsoft.com/office/word/2024/wordml/sdtformatlock" xmlns:w16sdtdh="http://schemas.microsoft.com/office/word/2020/wordml/sdtdatahash" xmlns:w16du="http://schemas.microsoft.com/office/word/2023/wordml/word16du" xmlns:oel="http://schemas.microsoft.com/office/2019/extlst">
             <w:pict>
               <v:shape w14:anchorId="114CA769" id="Freeform: Shape 13" o:spid="_x0000_s1026" style="position:absolute;margin-left:191.45pt;margin-top:12.2pt;width:317.25pt;height:.1pt;z-index:-251656192;visibility:visible;mso-wrap-style:square;mso-width-percent:0;mso-height-percent:0;mso-wrap-distance-left:0;mso-wrap-distance-top:0;mso-wrap-distance-right:0;mso-wrap-distance-bottom:0;mso-position-horizontal:absolute;mso-position-horizontal-relative:page;mso-position-vertical:absolute;mso-position-vertical-relative:text;mso-width-percent:0;mso-height-percent:0;mso-width-relative:page;mso-height-relative:page;v-text-anchor:top" coordsize="6345,1270" o:gfxdata="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" path="m,l6345,e" filled="f" strokeweight=".25222mm">
                 <v:path arrowok="t" o:connecttype="custom" o:connectlocs="0,0;4029075,0" o:connectangles="0,0"/>
@@ -1523,7 +1701,23 @@
           <w:u w:val="single"/>
           <w:lang w:val="en-US"/>
         </w:rPr>
-        <w:t>${nomor_hp}</w:t>
+        <w:t>${</w:t>
+      </w:r>
+      <w:proofErr w:type="spellStart"/>
+      <w:r>
+        <w:rPr>
+          <w:u w:val="single"/>
+          <w:lang w:val="en-US"/>
+        </w:rPr>
+        <w:t>nomor_hp</w:t>
+      </w:r>
+      <w:proofErr w:type="spellEnd"/>
+      <w:r>
+        <w:rPr>
+          <w:u w:val="single"/>
+          <w:lang w:val="en-US"/>
+        </w:rPr>
+        <w:t>}</w:t>
       </w:r>
       <w:r>
         <w:rPr>
@@ -1614,7 +1808,23 @@
           <w:u w:val="single"/>
           <w:lang w:val="en-US"/>
         </w:rPr>
-        <w:t>${nama_ayah}</w:t>
+        <w:t>${</w:t>
+      </w:r>
+      <w:proofErr w:type="spellStart"/>
+      <w:r>
+        <w:rPr>
+          <w:u w:val="single"/>
+          <w:lang w:val="en-US"/>
+        </w:rPr>
+        <w:t>nama_ayah</w:t>
+      </w:r>
+      <w:proofErr w:type="spellEnd"/>
+      <w:r>
+        <w:rPr>
+          <w:u w:val="single"/>
+          <w:lang w:val="en-US"/>
+        </w:rPr>
+        <w:t>}</w:t>
       </w:r>
       <w:r>
         <w:rPr>
@@ -1692,7 +1902,23 @@
           <w:u w:val="single"/>
           <w:lang w:val="en-US"/>
         </w:rPr>
-        <w:t>${nama_ibu}</w:t>
+        <w:t>${</w:t>
+      </w:r>
+      <w:proofErr w:type="spellStart"/>
+      <w:r>
+        <w:rPr>
+          <w:u w:val="single"/>
+          <w:lang w:val="en-US"/>
+        </w:rPr>
+        <w:t>nama_ibu</w:t>
+      </w:r>
+      <w:proofErr w:type="spellEnd"/>
+      <w:r>
+        <w:rPr>
+          <w:u w:val="single"/>
+          <w:lang w:val="en-US"/>
+        </w:rPr>
+        <w:t>}</w:t>
       </w:r>
       <w:r>
         <w:rPr>
@@ -1779,7 +2005,23 @@
           <w:spacing w:val="-4"/>
           <w:lang w:val="en-GB"/>
         </w:rPr>
-        <w:t>${nama_unit}</w:t>
+        <w:t>${</w:t>
+      </w:r>
+      <w:proofErr w:type="spellStart"/>
+      <w:r>
+        <w:rPr>
+          <w:spacing w:val="-4"/>
+          <w:lang w:val="en-GB"/>
+        </w:rPr>
+        <w:t>nama_unit</w:t>
+      </w:r>
+      <w:proofErr w:type="spellEnd"/>
+      <w:r>
+        <w:rPr>
+          <w:spacing w:val="-4"/>
+          <w:lang w:val="en-GB"/>
+        </w:rPr>
+        <w:t>}</w:t>
       </w:r>
       <w:r>
         <w:rPr>
@@ -1891,7 +2133,25 @@
           <w:i/>
           <w:lang w:val="en-GB"/>
         </w:rPr>
-        <w:t xml:space="preserve">${pembayaran} </w:t>
+        <w:t>${</w:t>
+      </w:r>
+      <w:proofErr w:type="spellStart"/>
+      <w:r>
+        <w:rPr>
+          <w:b/>
+          <w:i/>
+          <w:lang w:val="en-GB"/>
+        </w:rPr>
+        <w:t>pembayaran</w:t>
+      </w:r>
+      <w:proofErr w:type="spellEnd"/>
+      <w:r>
+        <w:rPr>
+          <w:b/>
+          <w:i/>
+          <w:lang w:val="en-GB"/>
+        </w:rPr>
+        <w:t xml:space="preserve">} </w:t>
       </w:r>
       <w:r>
         <w:t>pada</w:t>
@@ -2995,7 +3255,7 @@
 </file>
 
 <file path=word/numbering.xml><?xml version="1.0" encoding="utf-8"?>
-<w:numbering xmlns:wpc="http://schemas.microsoft.com/office/word/2010/wordprocessingCanvas" xmlns:cx="http://schemas.microsoft.com/office/drawing/2014/chartex" xmlns:cx1="http://schemas.microsoft.com/office/drawing/2015/9/8/chartex" xmlns:cx2="http://schemas.microsoft.com/office/drawing/2015/10/21/chartex" xmlns:cx3="http://schemas.microsoft.com/office/drawing/2016/5/9/chartex" xmlns:cx4="http://schemas.microsoft.com/office/drawing/2016/5/10/chartex" xmlns:cx5="http://schemas.microsoft.com/office/drawing/2016/5/11/chartex" xmlns:cx6="http://schemas.microsoft.com/office/drawing/2016/5/12/chartex" xmlns:cx7="http://schemas.microsoft.com/office/drawing/2016/5/13/chartex" xmlns:cx8="http://schemas.microsoft.com/office/drawing/2016/5/14/chartex" xmlns:mc="http://schemas.openxmlformats.org/markup-compatibility/2006" xmlns:aink="http://schemas.microsoft.com/office/drawing/2016/ink" xmlns:am3d="http://schemas.microsoft.com/office/drawing/2017/model3d" xmlns:o="urn:schemas-microsoft-com:office:office" xmlns:oel="http://schemas.microsoft.com/office/2019/extlst" xmlns:r="http://schemas.openxmlformats.org/officeDocument/2006/relationships" xmlns:m="http://schemas.openxmlformats.org/officeDocument/2006/math" xmlns:v="urn:schemas-microsoft-com:vml" xmlns:wp14="http://schemas.microsoft.com/office/word/2010/wordprocessingDrawing" xmlns:wp="http://schemas.openxmlformats.org/drawingml/2006/wordprocessingDrawing" xmlns:w10="urn:schemas-microsoft-com:office:word" xmlns:w="http://schemas.openxmlformats.org/wordprocessingml/2006/main" xmlns:w14="http://schemas.microsoft.com/office/word/2010/wordml" xmlns:w15="http://schemas.microsoft.com/office/word/2012/wordml" xmlns:w16cex="http://schemas.microsoft.com/office/word/2018/wordml/cex" xmlns:w16cid="http://schemas.microsoft.com/office/word/2016/wordml/cid" xmlns:w16="http://schemas.microsoft.com/office/word/2018/wordml" xmlns:w16du="http://schemas.microsoft.com/office/word/2023/wordml/word16du" xmlns:w16sdtdh="http://schemas.microsoft.com/office/word/2020/wordml/sdtdatahash" xmlns:w16sdtfl="http://schemas.microsoft.com/office/word/2024/wordml/sdtformatlock" xmlns:w16se="http://schemas.microsoft.com/office/word/2015/wordml/symex" xmlns:wpg="http://schemas.microsoft.com/office/word/2010/wordprocessingGroup" xmlns:wpi="http://schemas.microsoft.com/office/word/2010/wordprocessingInk" xmlns:wne="http://schemas.microsoft.com/office/word/2006/wordml" xmlns:wps="http://schemas.microsoft.com/office/word/2010/wordprocessingShape" mc:Ignorable="w14 w15 w16se w16cid w16 w16cex w16sdtdh w16sdtfl w16du wp14">
+<w:numbering xmlns:wpc="http://schemas.microsoft.com/office/word/2010/wordprocessingCanvas" xmlns:cx="http://schemas.microsoft.com/office/drawing/2014/chartex" xmlns:cx1="http://schemas.microsoft.com/office/drawing/2015/9/8/chartex" xmlns:cx2="http://schemas.microsoft.com/office/drawing/2015/10/21/chartex" xmlns:cx3="http://schemas.microsoft.com/office/drawing/2016/5/9/chartex" xmlns:cx4="http://schemas.microsoft.com/office/drawing/2016/5/10/chartex" xmlns:cx5="http://schemas.microsoft.com/office/drawing/2016/5/11/chartex" xmlns:cx6="http://schemas.microsoft.com/office/drawing/2016/5/12/chartex" xmlns:cx7="http://schemas.microsoft.com/office/drawing/2016/5/13/chartex" xmlns:cx8="http://schemas.microsoft.com/office/drawing/2016/5/14/chartex" xmlns:mc="http://schemas.openxmlformats.org/markup-compatibility/2006" xmlns:aink="http://schemas.microsoft.com/office/drawing/2016/ink" xmlns:am3d="http://schemas.microsoft.com/office/drawing/2017/model3d" xmlns:o="urn:schemas-microsoft-com:office:office" xmlns:r="http://schemas.openxmlformats.org/officeDocument/2006/relationships" xmlns:m="http://schemas.openxmlformats.org/officeDocument/2006/math" xmlns:v="urn:schemas-microsoft-com:vml" xmlns:wp14="http://schemas.microsoft.com/office/word/2010/wordprocessingDrawing" xmlns:wp="http://schemas.openxmlformats.org/drawingml/2006/wordprocessingDrawing" xmlns:w10="urn:schemas-microsoft-com:office:word" xmlns:w="http://schemas.openxmlformats.org/wordprocessingml/2006/main" xmlns:w14="http://schemas.microsoft.com/office/word/2010/wordml" xmlns:w15="http://schemas.microsoft.com/office/word/2012/wordml" xmlns:w16cex="http://schemas.microsoft.com/office/word/2018/wordml/cex" xmlns:w16cid="http://schemas.microsoft.com/office/word/2016/wordml/cid" xmlns:w16="http://schemas.microsoft.com/office/word/2018/wordml" xmlns:w16se="http://schemas.microsoft.com/office/word/2015/wordml/symex" xmlns:wpg="http://schemas.microsoft.com/office/word/2010/wordprocessingGroup" xmlns:wpi="http://schemas.microsoft.com/office/word/2010/wordprocessingInk" xmlns:wne="http://schemas.microsoft.com/office/word/2006/wordml" xmlns:wps="http://schemas.microsoft.com/office/word/2010/wordprocessingShape" mc:Ignorable="w14 w15 w16se w16cid w16 w16cex wp14">
   <w:abstractNum w:abstractNumId="0" w15:restartNumberingAfterBreak="0">
     <w:nsid w:val="4C8B2A08"/>
     <w:multiLevelType w:val="hybridMultilevel"/>
@@ -3700,29 +3960,29 @@
       </w:rPr>
     </w:lvl>
   </w:abstractNum>
-  <w:num w:numId="1" w16cid:durableId="1899130363">
+  <w:num w:numId="1">
     <w:abstractNumId w:val="3"/>
   </w:num>
-  <w:num w:numId="2" w16cid:durableId="864758440">
+  <w:num w:numId="2">
     <w:abstractNumId w:val="5"/>
   </w:num>
-  <w:num w:numId="3" w16cid:durableId="516118307">
+  <w:num w:numId="3">
     <w:abstractNumId w:val="2"/>
   </w:num>
-  <w:num w:numId="4" w16cid:durableId="276958188">
+  <w:num w:numId="4">
     <w:abstractNumId w:val="4"/>
   </w:num>
-  <w:num w:numId="5" w16cid:durableId="1393849260">
+  <w:num w:numId="5">
     <w:abstractNumId w:val="0"/>
   </w:num>
-  <w:num w:numId="6" w16cid:durableId="685865623">
+  <w:num w:numId="6">
     <w:abstractNumId w:val="1"/>
   </w:num>
 </w:numbering>
 </file>
 
 <file path=word/styles.xml><?xml version="1.0" encoding="utf-8"?>
-<w:styles xmlns:mc="http://schemas.openxmlformats.org/markup-compatibility/2006" xmlns:r="http://schemas.openxmlformats.org/officeDocument/2006/relationships" xmlns:w="http://schemas.openxmlformats.org/wordprocessingml/2006/main" xmlns:w14="http://schemas.microsoft.com/office/word/2010/wordml" xmlns:w15="http://schemas.microsoft.com/office/word/2012/wordml" xmlns:w16cex="http://schemas.microsoft.com/office/word/2018/wordml/cex" xmlns:w16cid="http://schemas.microsoft.com/office/word/2016/wordml/cid" xmlns:w16="http://schemas.microsoft.com/office/word/2018/wordml" xmlns:w16du="http://schemas.microsoft.com/office/word/2023/wordml/word16du" xmlns:w16sdtdh="http://schemas.microsoft.com/office/word/2020/wordml/sdtdatahash" xmlns:w16sdtfl="http://schemas.microsoft.com/office/word/2024/wordml/sdtformatlock" xmlns:w16se="http://schemas.microsoft.com/office/word/2015/wordml/symex" mc:Ignorable="w14 w15 w16se w16cid w16 w16cex w16sdtdh w16sdtfl w16du">
+<w:styles xmlns:mc="http://schemas.openxmlformats.org/markup-compatibility/2006" xmlns:r="http://schemas.openxmlformats.org/officeDocument/2006/relationships" xmlns:w="http://schemas.openxmlformats.org/wordprocessingml/2006/main" xmlns:w14="http://schemas.microsoft.com/office/word/2010/wordml" xmlns:w15="http://schemas.microsoft.com/office/word/2012/wordml" xmlns:w16cex="http://schemas.microsoft.com/office/word/2018/wordml/cex" xmlns:w16cid="http://schemas.microsoft.com/office/word/2016/wordml/cid" xmlns:w16="http://schemas.microsoft.com/office/word/2018/wordml" xmlns:w16se="http://schemas.microsoft.com/office/word/2015/wordml/symex" mc:Ignorable="w14 w15 w16se w16cid w16 w16cex">
   <w:docDefaults>
     <w:rPrDefault>
       <w:rPr>
